--- a/AU-Essential-Eight/CSW-Essential-Eight-Reference-Design.docx
+++ b/AU-Essential-Eight/CSW-Essential-Eight-Reference-Design.docx
@@ -28,7 +28,7 @@
         </w:p>
       </w:sdtContent>
     </w:sdt>
-    <w:bookmarkStart w:id="61" w:name="Xfe2e61ce51a1624555358cc22bc94ae42960230"/>
+    <w:bookmarkStart w:id="62" w:name="Xfe2e61ce51a1624555358cc22bc94ae42960230"/>
     <w:p>
       <w:pPr>
         <w:pStyle w:val="Heading1"/>
@@ -37,13 +37,13 @@
         <w:t xml:space="preserve">Cisco Secure Workload — Australian Cyber Security Centre (ACSC) Essential Eight</w:t>
       </w:r>
     </w:p>
-    <w:bookmarkStart w:id="9" w:name="X8b96571cc4128791edd3dc78f4599a4fcb86cf0"/>
+    <w:bookmarkStart w:id="9" w:name="X05b1364f933b4e3e69d7b340d4bf7082e33f588"/>
     <w:p>
       <w:pPr>
         <w:pStyle w:val="Heading2"/>
       </w:pPr>
       <w:r>
-        <w:t xml:space="preserve">Technical Runbook | Essential Eight Maturity Model (EEMM)</w:t>
+        <w:t xml:space="preserve">Reference Design | Essential Eight Maturity Model (EEMM)</w:t>
       </w:r>
     </w:p>
     <w:p>
@@ -156,7 +156,7 @@
           <w:b/>
           <w:bCs/>
         </w:rPr>
-        <w:t xml:space="preserve">Questions this runbook helps you answer:</w:t>
+        <w:t xml:space="preserve">Questions this reference design helps you answer:</w:t>
       </w:r>
     </w:p>
     <w:p>
@@ -2489,13 +2489,13 @@
       </w:tr>
     </w:tbl>
     <w:bookmarkEnd w:id="21"/>
-    <w:bookmarkStart w:id="22" w:name="Xc259ba3476c402f990fb394aeb2572f249cf795"/>
+    <w:bookmarkStart w:id="22" w:name="X582cf27855ed5dd431a7f3cbbe697b6f9a7632f"/>
     <w:p>
       <w:pPr>
         <w:pStyle w:val="Heading3"/>
       </w:pPr>
       <w:r>
-        <w:t xml:space="preserve">1.2 How to Read This Runbook with the EEMM</w:t>
+        <w:t xml:space="preserve">1.2 How to Read This Reference design with the EEMM</w:t>
       </w:r>
     </w:p>
     <w:p>
@@ -7689,7 +7689,7 @@
       </w:r>
     </w:p>
     <w:bookmarkEnd w:id="54"/>
-    <w:bookmarkStart w:id="58" w:name="appendix-a--related-frameworks"/>
+    <w:bookmarkStart w:id="59" w:name="appendix-a--related-frameworks"/>
     <w:p>
       <w:pPr>
         <w:pStyle w:val="Heading2"/>
@@ -7700,7 +7700,6 @@
     </w:p>
     <w:p>
       <w:pPr>
-        <w:pStyle w:val="Compact"/>
         <w:numPr>
           <w:ilvl w:val="0"/>
           <w:numId w:val="1028"/>
@@ -7723,7 +7722,6 @@
     </w:p>
     <w:p>
       <w:pPr>
-        <w:pStyle w:val="Compact"/>
         <w:numPr>
           <w:ilvl w:val="0"/>
           <w:numId w:val="1028"/>
@@ -7762,7 +7760,6 @@
     </w:p>
     <w:p>
       <w:pPr>
-        <w:pStyle w:val="Compact"/>
         <w:numPr>
           <w:ilvl w:val="0"/>
           <w:numId w:val="1028"/>
@@ -7784,14 +7781,36 @@
       </w:r>
     </w:p>
     <w:p>
+      <w:pPr>
+        <w:numPr>
+          <w:ilvl w:val="0"/>
+          <w:numId w:val="1028"/>
+        </w:numPr>
+      </w:pPr>
+      <w:hyperlink r:id="rId58">
+        <w:r>
+          <w:rPr>
+            <w:rStyle w:val="Hyperlink"/>
+          </w:rPr>
+          <w:t xml:space="preserve">UK NCSC CAF v3.2</w:t>
+        </w:r>
+      </w:hyperlink>
+      <w:r>
+        <w:t xml:space="preserve"> </w:t>
+      </w:r>
+      <w:r>
+        <w:t xml:space="preserve">— E2 and E6 patch evidence is the reuse path for CAF B4.</w:t>
+      </w:r>
+    </w:p>
+    <w:p>
       <w:r>
         <w:pict>
           <v:rect style="width:0;height:1.5pt" o:hralign="center" o:hrstd="t" o:hr="t"/>
         </w:pict>
       </w:r>
     </w:p>
-    <w:bookmarkEnd w:id="58"/>
-    <w:bookmarkStart w:id="60" w:name="appendix-b--official-references-external"/>
+    <w:bookmarkEnd w:id="59"/>
+    <w:bookmarkStart w:id="61" w:name="appendix-b--official-references-external"/>
     <w:p>
       <w:pPr>
         <w:pStyle w:val="Heading2"/>
@@ -7846,8 +7865,8 @@
       <w:r>
         <w:t xml:space="preserve"> </w:t>
       </w:r>
-      <w:hyperlink r:id="rId59">
-        <w:hyperlink r:id="rId59">
+      <w:hyperlink r:id="rId60">
+        <w:hyperlink r:id="rId60">
           <w:r>
             <w:rPr>
               <w:rStyle w:val="Hyperlink"/>
@@ -7900,8 +7919,8 @@
         <w:t xml:space="preserve">Document prepared for Cisco customer engagements. Tailor scopes, maturity targets, and evidence indexes to your ACSC assessment boundary before external sharing.</w:t>
       </w:r>
     </w:p>
-    <w:bookmarkEnd w:id="60"/>
     <w:bookmarkEnd w:id="61"/>
+    <w:bookmarkEnd w:id="62"/>
     <w:sectPr>
       <w:footnotePr>
         <w:numRestart w:val="eachSect"/>
